--- a/Fase 1/Evidencias Proyecto/SegurIA-LPR_Épicas.docx
+++ b/Fase 1/Evidencias Proyecto/SegurIA-LPR_Épicas.docx
@@ -21,31 +21,8 @@
           <w:szCs w:val="72"/>
         </w:rPr>
         <w:t>Épicas</w:t>
-      </w:r>
-      <w:r>
-        <w:rPr>
-          <w:color w:val="2F5496"/>
-          <w:sz w:val="72"/>
-          <w:szCs w:val="72"/>
-        </w:rPr>
         <w:br/>
-        <w:t>“</w:t>
-      </w:r>
-      <w:r>
-        <w:rPr>
-          <w:color w:val="2F5496"/>
-          <w:sz w:val="72"/>
-          <w:szCs w:val="72"/>
-        </w:rPr>
-        <w:t>SegurIA-LPR</w:t>
-      </w:r>
-      <w:r>
-        <w:rPr>
-          <w:color w:val="2F5496"/>
-          <w:sz w:val="72"/>
-          <w:szCs w:val="72"/>
-        </w:rPr>
-        <w:t>”</w:t>
+        <w:t>“SegurIA-LPR”</w:t>
       </w:r>
     </w:p>
     <w:p>
@@ -86,39 +63,7 @@
           <w:sz w:val="24"/>
           <w:szCs w:val="24"/>
         </w:rPr>
-        <w:t xml:space="preserve">Documento, desarrollo </w:t>
-      </w:r>
-      <w:r>
-        <w:rPr>
-          <w:color w:val="000000"/>
-          <w:sz w:val="24"/>
-          <w:szCs w:val="24"/>
-        </w:rPr>
-        <w:t>Épicas</w:t>
-      </w:r>
-      <w:r>
-        <w:rPr>
-          <w:color w:val="000000"/>
-          <w:sz w:val="24"/>
-          <w:szCs w:val="24"/>
-        </w:rPr>
-        <w:t xml:space="preserve"> “</w:t>
-      </w:r>
-      <w:r>
-        <w:rPr>
-          <w:color w:val="000000"/>
-          <w:sz w:val="24"/>
-          <w:szCs w:val="24"/>
-        </w:rPr>
-        <w:t>SegurIA-LPR</w:t>
-      </w:r>
-      <w:r>
-        <w:rPr>
-          <w:color w:val="000000"/>
-          <w:sz w:val="24"/>
-          <w:szCs w:val="24"/>
-        </w:rPr>
-        <w:t>”.</w:t>
+        <w:t xml:space="preserve">Documento, desarrollo Épicas “SegurIA-LPR”.</w:t>
       </w:r>
     </w:p>
     <w:p/>
@@ -177,11 +122,7 @@
           </w:pPr>
           <w:r>
             <w:fldChar w:fldCharType="begin"/>
-          </w:r>
-          <w:r>
             <w:instrText xml:space="preserve"> TOC \o "1-3" \h \z \u </w:instrText>
-          </w:r>
-          <w:r>
             <w:fldChar w:fldCharType="separate"/>
           </w:r>
           <w:hyperlink w:anchor="_Toc241428186" w:history="1">
@@ -202,46 +143,10 @@
                 <w:webHidden/>
               </w:rPr>
               <w:tab/>
-            </w:r>
-            <w:r>
-              <w:rPr>
-                <w:noProof/>
-                <w:webHidden/>
-              </w:rPr>
               <w:fldChar w:fldCharType="begin"/>
-            </w:r>
-            <w:r>
-              <w:rPr>
-                <w:noProof/>
-                <w:webHidden/>
-              </w:rPr>
               <w:instrText xml:space="preserve"> PAGEREF _Toc241428186 \h </w:instrText>
-            </w:r>
-            <w:r>
-              <w:rPr>
-                <w:noProof/>
-                <w:webHidden/>
-              </w:rPr>
-            </w:r>
-            <w:r>
-              <w:rPr>
-                <w:noProof/>
-                <w:webHidden/>
-              </w:rPr>
               <w:fldChar w:fldCharType="separate"/>
-            </w:r>
-            <w:r>
-              <w:rPr>
-                <w:noProof/>
-                <w:webHidden/>
-              </w:rPr>
               <w:t>3</w:t>
-            </w:r>
-            <w:r>
-              <w:rPr>
-                <w:noProof/>
-                <w:webHidden/>
-              </w:rPr>
               <w:fldChar w:fldCharType="end"/>
             </w:r>
           </w:hyperlink>
@@ -279,46 +184,10 @@
                 <w:webHidden/>
               </w:rPr>
               <w:tab/>
-            </w:r>
-            <w:r>
-              <w:rPr>
-                <w:noProof/>
-                <w:webHidden/>
-              </w:rPr>
               <w:fldChar w:fldCharType="begin"/>
-            </w:r>
-            <w:r>
-              <w:rPr>
-                <w:noProof/>
-                <w:webHidden/>
-              </w:rPr>
               <w:instrText xml:space="preserve"> PAGEREF _Toc241428187 \h </w:instrText>
-            </w:r>
-            <w:r>
-              <w:rPr>
-                <w:noProof/>
-                <w:webHidden/>
-              </w:rPr>
-            </w:r>
-            <w:r>
-              <w:rPr>
-                <w:noProof/>
-                <w:webHidden/>
-              </w:rPr>
               <w:fldChar w:fldCharType="separate"/>
-            </w:r>
-            <w:r>
-              <w:rPr>
-                <w:noProof/>
-                <w:webHidden/>
-              </w:rPr>
               <w:t>3</w:t>
-            </w:r>
-            <w:r>
-              <w:rPr>
-                <w:noProof/>
-                <w:webHidden/>
-              </w:rPr>
               <w:fldChar w:fldCharType="end"/>
             </w:r>
           </w:hyperlink>
@@ -338,7 +207,7 @@
               <w14:ligatures w14:val="standardContextual"/>
             </w:rPr>
           </w:pPr>
-          <w:hyperlink w:anchor="_Toc241428188" w:history="1">
+          <w:hyperlink w:anchor="_Toc241428201" w:history="1">
             <w:r>
               <w:rPr>
                 <w:rStyle w:val="Hipervnculo"/>
@@ -346,7 +215,7 @@
                 <w:iCs/>
                 <w:noProof/>
               </w:rPr>
-              <w:t>E01: Arquitectura Base y Entorno Multi-tenant</w:t>
+              <w:t>E01: Arquitectura Base, Plataformas y Entorno Multi-tenant</w:t>
             </w:r>
             <w:r>
               <w:rPr>
@@ -354,46 +223,10 @@
                 <w:webHidden/>
               </w:rPr>
               <w:tab/>
-            </w:r>
-            <w:r>
-              <w:rPr>
-                <w:noProof/>
-                <w:webHidden/>
-              </w:rPr>
               <w:fldChar w:fldCharType="begin"/>
-            </w:r>
-            <w:r>
-              <w:rPr>
-                <w:noProof/>
-                <w:webHidden/>
-              </w:rPr>
-              <w:instrText xml:space="preserve"> PAGEREF _Toc241428188 \h </w:instrText>
-            </w:r>
-            <w:r>
-              <w:rPr>
-                <w:noProof/>
-                <w:webHidden/>
-              </w:rPr>
-            </w:r>
-            <w:r>
-              <w:rPr>
-                <w:noProof/>
-                <w:webHidden/>
-              </w:rPr>
+              <w:instrText xml:space="preserve"> PAGEREF _Toc241428201 \h </w:instrText>
               <w:fldChar w:fldCharType="separate"/>
-            </w:r>
-            <w:r>
-              <w:rPr>
-                <w:noProof/>
-                <w:webHidden/>
-              </w:rPr>
-              <w:t>3</w:t>
-            </w:r>
-            <w:r>
-              <w:rPr>
-                <w:noProof/>
-                <w:webHidden/>
-              </w:rPr>
+              <w:t>4</w:t>
               <w:fldChar w:fldCharType="end"/>
             </w:r>
           </w:hyperlink>
@@ -413,7 +246,7 @@
               <w14:ligatures w14:val="standardContextual"/>
             </w:rPr>
           </w:pPr>
-          <w:hyperlink w:anchor="_Toc241428189" w:history="1">
+          <w:hyperlink w:anchor="_Toc241428202" w:history="1">
             <w:r>
               <w:rPr>
                 <w:rStyle w:val="Hipervnculo"/>
@@ -421,7 +254,7 @@
                 <w:iCs/>
                 <w:noProof/>
               </w:rPr>
-              <w:t>E02: Gestión de Modelo de Datos y Entidades Centrales</w:t>
+              <w:t>E02: Modelo de Datos y Base de Datos</w:t>
             </w:r>
             <w:r>
               <w:rPr>
@@ -429,46 +262,10 @@
                 <w:webHidden/>
               </w:rPr>
               <w:tab/>
-            </w:r>
-            <w:r>
-              <w:rPr>
-                <w:noProof/>
-                <w:webHidden/>
-              </w:rPr>
               <w:fldChar w:fldCharType="begin"/>
-            </w:r>
-            <w:r>
-              <w:rPr>
-                <w:noProof/>
-                <w:webHidden/>
-              </w:rPr>
-              <w:instrText xml:space="preserve"> PAGEREF _Toc241428189 \h </w:instrText>
-            </w:r>
-            <w:r>
-              <w:rPr>
-                <w:noProof/>
-                <w:webHidden/>
-              </w:rPr>
-            </w:r>
-            <w:r>
-              <w:rPr>
-                <w:noProof/>
-                <w:webHidden/>
-              </w:rPr>
+              <w:instrText xml:space="preserve"> PAGEREF _Toc241428202 \h </w:instrText>
               <w:fldChar w:fldCharType="separate"/>
-            </w:r>
-            <w:r>
-              <w:rPr>
-                <w:noProof/>
-                <w:webHidden/>
-              </w:rPr>
-              <w:t>3</w:t>
-            </w:r>
-            <w:r>
-              <w:rPr>
-                <w:noProof/>
-                <w:webHidden/>
-              </w:rPr>
+              <w:t>4</w:t>
               <w:fldChar w:fldCharType="end"/>
             </w:r>
           </w:hyperlink>
@@ -488,7 +285,7 @@
               <w14:ligatures w14:val="standardContextual"/>
             </w:rPr>
           </w:pPr>
-          <w:hyperlink w:anchor="_Toc241428190" w:history="1">
+          <w:hyperlink w:anchor="_Toc241428203" w:history="1">
             <w:r>
               <w:rPr>
                 <w:rStyle w:val="Hipervnculo"/>
@@ -496,7 +293,7 @@
                 <w:iCs/>
                 <w:noProof/>
               </w:rPr>
-              <w:t>E03: Configuración e Integración de Hardware de Borde (Edge Computing)</w:t>
+              <w:t>E03: Pipeline de Visión Artificial (LPR)</w:t>
             </w:r>
             <w:r>
               <w:rPr>
@@ -504,46 +301,10 @@
                 <w:webHidden/>
               </w:rPr>
               <w:tab/>
-            </w:r>
-            <w:r>
-              <w:rPr>
-                <w:noProof/>
-                <w:webHidden/>
-              </w:rPr>
               <w:fldChar w:fldCharType="begin"/>
-            </w:r>
-            <w:r>
-              <w:rPr>
-                <w:noProof/>
-                <w:webHidden/>
-              </w:rPr>
-              <w:instrText xml:space="preserve"> PAGEREF _Toc241428190 \h </w:instrText>
-            </w:r>
-            <w:r>
-              <w:rPr>
-                <w:noProof/>
-                <w:webHidden/>
-              </w:rPr>
-            </w:r>
-            <w:r>
-              <w:rPr>
-                <w:noProof/>
-                <w:webHidden/>
-              </w:rPr>
+              <w:instrText xml:space="preserve"> PAGEREF _Toc241428203 \h </w:instrText>
               <w:fldChar w:fldCharType="separate"/>
-            </w:r>
-            <w:r>
-              <w:rPr>
-                <w:noProof/>
-                <w:webHidden/>
-              </w:rPr>
               <w:t>4</w:t>
-            </w:r>
-            <w:r>
-              <w:rPr>
-                <w:noProof/>
-                <w:webHidden/>
-              </w:rPr>
               <w:fldChar w:fldCharType="end"/>
             </w:r>
           </w:hyperlink>
@@ -563,7 +324,7 @@
               <w14:ligatures w14:val="standardContextual"/>
             </w:rPr>
           </w:pPr>
-          <w:hyperlink w:anchor="_Toc241428191" w:history="1">
+          <w:hyperlink w:anchor="_Toc241428204" w:history="1">
             <w:r>
               <w:rPr>
                 <w:rStyle w:val="Hipervnculo"/>
@@ -571,7 +332,7 @@
                 <w:iCs/>
                 <w:noProof/>
               </w:rPr>
-              <w:t>E04: Pipeline de Visión Artificial e Inteligencia Artificial (LPR)</w:t>
+              <w:t>E04: Hardware de Borde (Edge Computing)</w:t>
             </w:r>
             <w:r>
               <w:rPr>
@@ -579,46 +340,10 @@
                 <w:webHidden/>
               </w:rPr>
               <w:tab/>
-            </w:r>
-            <w:r>
-              <w:rPr>
-                <w:noProof/>
-                <w:webHidden/>
-              </w:rPr>
               <w:fldChar w:fldCharType="begin"/>
-            </w:r>
-            <w:r>
-              <w:rPr>
-                <w:noProof/>
-                <w:webHidden/>
-              </w:rPr>
-              <w:instrText xml:space="preserve"> PAGEREF _Toc241428191 \h </w:instrText>
-            </w:r>
-            <w:r>
-              <w:rPr>
-                <w:noProof/>
-                <w:webHidden/>
-              </w:rPr>
-            </w:r>
-            <w:r>
-              <w:rPr>
-                <w:noProof/>
-                <w:webHidden/>
-              </w:rPr>
+              <w:instrText xml:space="preserve"> PAGEREF _Toc241428204 \h </w:instrText>
               <w:fldChar w:fldCharType="separate"/>
-            </w:r>
-            <w:r>
-              <w:rPr>
-                <w:noProof/>
-                <w:webHidden/>
-              </w:rPr>
-              <w:t>4</w:t>
-            </w:r>
-            <w:r>
-              <w:rPr>
-                <w:noProof/>
-                <w:webHidden/>
-              </w:rPr>
+              <w:t>5</w:t>
               <w:fldChar w:fldCharType="end"/>
             </w:r>
           </w:hyperlink>
@@ -638,7 +363,7 @@
               <w14:ligatures w14:val="standardContextual"/>
             </w:rPr>
           </w:pPr>
-          <w:hyperlink w:anchor="_Toc241428192" w:history="1">
+          <w:hyperlink w:anchor="_Toc241428205" w:history="1">
             <w:r>
               <w:rPr>
                 <w:rStyle w:val="Hipervnculo"/>
@@ -646,7 +371,7 @@
                 <w:iCs/>
                 <w:noProof/>
               </w:rPr>
-              <w:t>E05: Portal Web Administrativo y Control de Residentes</w:t>
+              <w:t>E05: Plataforma Web Base y Vistas por Rol</w:t>
             </w:r>
             <w:r>
               <w:rPr>
@@ -654,46 +379,10 @@
                 <w:webHidden/>
               </w:rPr>
               <w:tab/>
-            </w:r>
-            <w:r>
-              <w:rPr>
-                <w:noProof/>
-                <w:webHidden/>
-              </w:rPr>
               <w:fldChar w:fldCharType="begin"/>
-            </w:r>
-            <w:r>
-              <w:rPr>
-                <w:noProof/>
-                <w:webHidden/>
-              </w:rPr>
-              <w:instrText xml:space="preserve"> PAGEREF _Toc241428192 \h </w:instrText>
-            </w:r>
-            <w:r>
-              <w:rPr>
-                <w:noProof/>
-                <w:webHidden/>
-              </w:rPr>
-            </w:r>
-            <w:r>
-              <w:rPr>
-                <w:noProof/>
-                <w:webHidden/>
-              </w:rPr>
+              <w:instrText xml:space="preserve"> PAGEREF _Toc241428205 \h </w:instrText>
               <w:fldChar w:fldCharType="separate"/>
-            </w:r>
-            <w:r>
-              <w:rPr>
-                <w:noProof/>
-                <w:webHidden/>
-              </w:rPr>
-              <w:t>4</w:t>
-            </w:r>
-            <w:r>
-              <w:rPr>
-                <w:noProof/>
-                <w:webHidden/>
-              </w:rPr>
+              <w:t>5</w:t>
               <w:fldChar w:fldCharType="end"/>
             </w:r>
           </w:hyperlink>
@@ -713,7 +402,7 @@
               <w14:ligatures w14:val="standardContextual"/>
             </w:rPr>
           </w:pPr>
-          <w:hyperlink w:anchor="_Toc241428193" w:history="1">
+          <w:hyperlink w:anchor="_Toc241428206" w:history="1">
             <w:r>
               <w:rPr>
                 <w:rStyle w:val="Hipervnculo"/>
@@ -721,7 +410,7 @@
                 <w:iCs/>
                 <w:noProof/>
               </w:rPr>
-              <w:t>E06: Autogestión de Propietarios y Control de Visitas</w:t>
+              <w:t>E06: Gestión Administrativa de Recintos, Usuarios y Vehículos</w:t>
             </w:r>
             <w:r>
               <w:rPr>
@@ -729,46 +418,10 @@
                 <w:webHidden/>
               </w:rPr>
               <w:tab/>
-            </w:r>
-            <w:r>
-              <w:rPr>
-                <w:noProof/>
-                <w:webHidden/>
-              </w:rPr>
               <w:fldChar w:fldCharType="begin"/>
-            </w:r>
-            <w:r>
-              <w:rPr>
-                <w:noProof/>
-                <w:webHidden/>
-              </w:rPr>
-              <w:instrText xml:space="preserve"> PAGEREF _Toc241428193 \h </w:instrText>
-            </w:r>
-            <w:r>
-              <w:rPr>
-                <w:noProof/>
-                <w:webHidden/>
-              </w:rPr>
-            </w:r>
-            <w:r>
-              <w:rPr>
-                <w:noProof/>
-                <w:webHidden/>
-              </w:rPr>
+              <w:instrText xml:space="preserve"> PAGEREF _Toc241428206 \h </w:instrText>
               <w:fldChar w:fldCharType="separate"/>
-            </w:r>
-            <w:r>
-              <w:rPr>
-                <w:noProof/>
-                <w:webHidden/>
-              </w:rPr>
               <w:t>5</w:t>
-            </w:r>
-            <w:r>
-              <w:rPr>
-                <w:noProof/>
-                <w:webHidden/>
-              </w:rPr>
               <w:fldChar w:fldCharType="end"/>
             </w:r>
           </w:hyperlink>
@@ -788,7 +441,7 @@
               <w14:ligatures w14:val="standardContextual"/>
             </w:rPr>
           </w:pPr>
-          <w:hyperlink w:anchor="_Toc241428194" w:history="1">
+          <w:hyperlink w:anchor="_Toc241428207" w:history="1">
             <w:r>
               <w:rPr>
                 <w:rStyle w:val="Hipervnculo"/>
@@ -796,7 +449,7 @@
                 <w:iCs/>
                 <w:noProof/>
               </w:rPr>
-              <w:t>E07: Monitoreo, Gestión de Alertas y Resolución en Tiempo Real</w:t>
+              <w:t>E07: Autogestión de Propietarios y Control de Visitas</w:t>
             </w:r>
             <w:r>
               <w:rPr>
@@ -804,46 +457,10 @@
                 <w:webHidden/>
               </w:rPr>
               <w:tab/>
-            </w:r>
-            <w:r>
-              <w:rPr>
-                <w:noProof/>
-                <w:webHidden/>
-              </w:rPr>
               <w:fldChar w:fldCharType="begin"/>
-            </w:r>
-            <w:r>
-              <w:rPr>
-                <w:noProof/>
-                <w:webHidden/>
-              </w:rPr>
-              <w:instrText xml:space="preserve"> PAGEREF _Toc241428194 \h </w:instrText>
-            </w:r>
-            <w:r>
-              <w:rPr>
-                <w:noProof/>
-                <w:webHidden/>
-              </w:rPr>
-            </w:r>
-            <w:r>
-              <w:rPr>
-                <w:noProof/>
-                <w:webHidden/>
-              </w:rPr>
+              <w:instrText xml:space="preserve"> PAGEREF _Toc241428207 \h </w:instrText>
               <w:fldChar w:fldCharType="separate"/>
-            </w:r>
-            <w:r>
-              <w:rPr>
-                <w:noProof/>
-                <w:webHidden/>
-              </w:rPr>
-              <w:t>5</w:t>
-            </w:r>
-            <w:r>
-              <w:rPr>
-                <w:noProof/>
-                <w:webHidden/>
-              </w:rPr>
+              <w:t>6</w:t>
               <w:fldChar w:fldCharType="end"/>
             </w:r>
           </w:hyperlink>
@@ -863,7 +480,7 @@
               <w14:ligatures w14:val="standardContextual"/>
             </w:rPr>
           </w:pPr>
-          <w:hyperlink w:anchor="_Toc241428195" w:history="1">
+          <w:hyperlink w:anchor="_Toc241428208" w:history="1">
             <w:r>
               <w:rPr>
                 <w:rStyle w:val="Hipervnculo"/>
@@ -871,7 +488,7 @@
                 <w:iCs/>
                 <w:noProof/>
               </w:rPr>
-              <w:t>E08: Validación del Pipeline e Integración en Terreno</w:t>
+              <w:t>E08: Alertas en Tiempo Real e Historial de Accesos</w:t>
             </w:r>
             <w:r>
               <w:rPr>
@@ -879,46 +496,88 @@
                 <w:webHidden/>
               </w:rPr>
               <w:tab/>
+              <w:fldChar w:fldCharType="begin"/>
+              <w:instrText xml:space="preserve"> PAGEREF _Toc241428208 \h </w:instrText>
+              <w:fldChar w:fldCharType="separate"/>
+              <w:t>6</w:t>
+              <w:fldChar w:fldCharType="end"/>
+            </w:r>
+          </w:hyperlink>
+        </w:p>
+        <w:p>
+          <w:pPr>
+            <w:pStyle w:val="TDC3"/>
+            <w:tabs>
+              <w:tab w:val="right" w:leader="dot" w:pos="8828"/>
+            </w:tabs>
+            <w:rPr>
+              <w:rFonts w:asciiTheme="minorHAnsi" w:eastAsiaTheme="minorEastAsia" w:hAnsiTheme="minorHAnsi" w:cstheme="minorBidi"/>
+              <w:noProof/>
+              <w:kern w:val="2"/>
+              <w:sz w:val="24"/>
+              <w:szCs w:val="24"/>
+              <w14:ligatures w14:val="standardContextual"/>
+            </w:rPr>
+          </w:pPr>
+          <w:hyperlink w:anchor="_Toc241428209" w:history="1">
+            <w:r>
+              <w:rPr>
+                <w:rStyle w:val="Hipervnculo"/>
+                <w:i/>
+                <w:iCs/>
+                <w:noProof/>
+              </w:rPr>
+              <w:t>E09: Integración del Sistema</w:t>
             </w:r>
             <w:r>
               <w:rPr>
                 <w:noProof/>
                 <w:webHidden/>
               </w:rPr>
+              <w:tab/>
               <w:fldChar w:fldCharType="begin"/>
+              <w:instrText xml:space="preserve"> PAGEREF _Toc241428209 \h </w:instrText>
+              <w:fldChar w:fldCharType="separate"/>
+              <w:t>6</w:t>
+              <w:fldChar w:fldCharType="end"/>
+            </w:r>
+          </w:hyperlink>
+        </w:p>
+        <w:p>
+          <w:pPr>
+            <w:pStyle w:val="TDC3"/>
+            <w:tabs>
+              <w:tab w:val="right" w:leader="dot" w:pos="8828"/>
+            </w:tabs>
+            <w:rPr>
+              <w:rFonts w:asciiTheme="minorHAnsi" w:eastAsiaTheme="minorEastAsia" w:hAnsiTheme="minorHAnsi" w:cstheme="minorBidi"/>
+              <w:noProof/>
+              <w:kern w:val="2"/>
+              <w:sz w:val="24"/>
+              <w:szCs w:val="24"/>
+              <w14:ligatures w14:val="standardContextual"/>
+            </w:rPr>
+          </w:pPr>
+          <w:hyperlink w:anchor="_Toc241428210" w:history="1">
+            <w:r>
+              <w:rPr>
+                <w:rStyle w:val="Hipervnculo"/>
+                <w:i/>
+                <w:iCs/>
+                <w:noProof/>
+              </w:rPr>
+              <w:t>E10: Pruebas en Terreno y Cierre</w:t>
             </w:r>
             <w:r>
               <w:rPr>
                 <w:noProof/>
                 <w:webHidden/>
               </w:rPr>
-              <w:instrText xml:space="preserve"> PAGEREF _Toc241428195 \h </w:instrText>
-            </w:r>
-            <w:r>
-              <w:rPr>
-                <w:noProof/>
-                <w:webHidden/>
-              </w:rPr>
-            </w:r>
-            <w:r>
-              <w:rPr>
-                <w:noProof/>
-                <w:webHidden/>
-              </w:rPr>
+              <w:tab/>
+              <w:fldChar w:fldCharType="begin"/>
+              <w:instrText xml:space="preserve"> PAGEREF _Toc241428210 \h </w:instrText>
               <w:fldChar w:fldCharType="separate"/>
-            </w:r>
-            <w:r>
-              <w:rPr>
-                <w:noProof/>
-                <w:webHidden/>
-              </w:rPr>
-              <w:t>5</w:t>
-            </w:r>
-            <w:r>
-              <w:rPr>
-                <w:noProof/>
-                <w:webHidden/>
-              </w:rPr>
+              <w:t>7</w:t>
               <w:fldChar w:fldCharType="end"/>
             </w:r>
           </w:hyperlink>
@@ -1082,7 +741,7 @@
           </w:tcPr>
           <w:p>
             <w:r>
-              <w:t>1.0</w:t>
+              <w:t xml:space="preserve">1.1</w:t>
             </w:r>
           </w:p>
         </w:tc>
@@ -1121,6 +780,505 @@
       <w:bookmarkEnd w:id="1"/>
     </w:p>
     <w:p>
+      <w:r>
+        <w:t xml:space="preserve">Las épicas se distribuyen entre ambos integrantes para permitir el desarrollo en paralelo durante los Sprints 0 a 3: Erick avanza en el modelo de datos, el pipeline de visión artificial y el hardware de borde, mientras Brandon desarrolla la arquitectura web, la plataforma web por rol, la gestión administrativa, la autogestión de propietarios y las alertas. Los Sprints 4 y 5 concentran el trabajo conjunto de integración y pruebas.</w:t>
+      </w:r>
+    </w:p>
+    <w:tbl>
+      <w:tblPr>
+        <w:tblStyle w:val="a"/>
+        <w:tblW w:w="8828" w:type="dxa"/>
+        <w:tblInd w:w="-3" w:type="dxa"/>
+        <w:tblBorders>
+          <w:top w:val="single" w:sz="4" w:space="0" w:color="000000"/>
+          <w:left w:val="single" w:sz="4" w:space="0" w:color="000000"/>
+          <w:bottom w:val="single" w:sz="4" w:space="0" w:color="000000"/>
+          <w:right w:val="single" w:sz="4" w:space="0" w:color="000000"/>
+          <w:insideH w:val="single" w:sz="4" w:space="0" w:color="000000"/>
+          <w:insideV w:val="single" w:sz="4" w:space="0" w:color="000000"/>
+        </w:tblBorders>
+        <w:tblLayout w:type="fixed"/>
+        <w:tblLook w:val="0400" w:firstRow="0" w:lastRow="0" w:firstColumn="0" w:lastColumn="0" w:noHBand="0" w:noVBand="1"/>
+      </w:tblPr>
+      <w:tblGrid>
+        <w:gridCol w:w="900"/>
+        <w:gridCol w:w="4128"/>
+        <w:gridCol w:w="2100"/>
+        <w:gridCol w:w="1700"/>
+      </w:tblGrid>
+      <w:tr>
+        <w:tc>
+          <w:tcPr>
+            <w:tcW w:w="900" w:type="dxa"/>
+            <w:shd w:val="clear" w:color="auto" w:fill="9CC3E5"/>
+          </w:tcPr>
+          <w:p>
+            <w:r>
+              <w:t xml:space="preserve">ID</w:t>
+            </w:r>
+          </w:p>
+        </w:tc>
+        <w:tc>
+          <w:tcPr>
+            <w:tcW w:w="4128" w:type="dxa"/>
+            <w:shd w:val="clear" w:color="auto" w:fill="9CC3E5"/>
+          </w:tcPr>
+          <w:p>
+            <w:r>
+              <w:t xml:space="preserve">Épica</w:t>
+            </w:r>
+          </w:p>
+        </w:tc>
+        <w:tc>
+          <w:tcPr>
+            <w:tcW w:w="2100" w:type="dxa"/>
+            <w:shd w:val="clear" w:color="auto" w:fill="9CC3E5"/>
+          </w:tcPr>
+          <w:p>
+            <w:r>
+              <w:t xml:space="preserve">Responsable</w:t>
+            </w:r>
+          </w:p>
+        </w:tc>
+        <w:tc>
+          <w:tcPr>
+            <w:tcW w:w="1700" w:type="dxa"/>
+            <w:shd w:val="clear" w:color="auto" w:fill="9CC3E5"/>
+          </w:tcPr>
+          <w:p>
+            <w:r>
+              <w:t xml:space="preserve">Sprint(s)</w:t>
+            </w:r>
+          </w:p>
+        </w:tc>
+      </w:tr>
+      <w:tr>
+        <w:tc>
+          <w:tcPr>
+            <w:tcW w:w="900" w:type="dxa"/>
+          </w:tcPr>
+          <w:p>
+            <w:r>
+              <w:t xml:space="preserve">E01</w:t>
+            </w:r>
+          </w:p>
+        </w:tc>
+        <w:tc>
+          <w:tcPr>
+            <w:tcW w:w="4128" w:type="dxa"/>
+          </w:tcPr>
+          <w:p>
+            <w:r>
+              <w:t xml:space="preserve">Arquitectura Base, Plataformas y Entorno Multi-tenant</w:t>
+            </w:r>
+          </w:p>
+        </w:tc>
+        <w:tc>
+          <w:tcPr>
+            <w:tcW w:w="2100" w:type="dxa"/>
+          </w:tcPr>
+          <w:p>
+            <w:r>
+              <w:t xml:space="preserve">Brandon Cayuela</w:t>
+            </w:r>
+          </w:p>
+        </w:tc>
+        <w:tc>
+          <w:tcPr>
+            <w:tcW w:w="1700" w:type="dxa"/>
+          </w:tcPr>
+          <w:p>
+            <w:r>
+              <w:t xml:space="preserve">Sprint 0</w:t>
+            </w:r>
+          </w:p>
+        </w:tc>
+      </w:tr>
+      <w:tr>
+        <w:tc>
+          <w:tcPr>
+            <w:tcW w:w="900" w:type="dxa"/>
+          </w:tcPr>
+          <w:p>
+            <w:r>
+              <w:t xml:space="preserve">E02</w:t>
+            </w:r>
+          </w:p>
+        </w:tc>
+        <w:tc>
+          <w:tcPr>
+            <w:tcW w:w="4128" w:type="dxa"/>
+          </w:tcPr>
+          <w:p>
+            <w:r>
+              <w:t xml:space="preserve">Modelo de Datos y Base de Datos</w:t>
+            </w:r>
+          </w:p>
+        </w:tc>
+        <w:tc>
+          <w:tcPr>
+            <w:tcW w:w="2100" w:type="dxa"/>
+          </w:tcPr>
+          <w:p>
+            <w:r>
+              <w:t xml:space="preserve">Erick Quinchavil</w:t>
+            </w:r>
+          </w:p>
+        </w:tc>
+        <w:tc>
+          <w:tcPr>
+            <w:tcW w:w="1700" w:type="dxa"/>
+          </w:tcPr>
+          <w:p>
+            <w:r>
+              <w:t xml:space="preserve">Planificación (MER) y Sprint 0</w:t>
+            </w:r>
+          </w:p>
+        </w:tc>
+      </w:tr>
+      <w:tr>
+        <w:tc>
+          <w:tcPr>
+            <w:tcW w:w="900" w:type="dxa"/>
+          </w:tcPr>
+          <w:p>
+            <w:r>
+              <w:t xml:space="preserve">E03</w:t>
+            </w:r>
+          </w:p>
+        </w:tc>
+        <w:tc>
+          <w:tcPr>
+            <w:tcW w:w="4128" w:type="dxa"/>
+          </w:tcPr>
+          <w:p>
+            <w:r>
+              <w:t xml:space="preserve">Pipeline de Visión Artificial (LPR)</w:t>
+            </w:r>
+          </w:p>
+        </w:tc>
+        <w:tc>
+          <w:tcPr>
+            <w:tcW w:w="2100" w:type="dxa"/>
+          </w:tcPr>
+          <w:p>
+            <w:r>
+              <w:t xml:space="preserve">Erick Quinchavil</w:t>
+            </w:r>
+          </w:p>
+        </w:tc>
+        <w:tc>
+          <w:tcPr>
+            <w:tcW w:w="1700" w:type="dxa"/>
+          </w:tcPr>
+          <w:p>
+            <w:r>
+              <w:t xml:space="preserve">Sprints 0 a 3</w:t>
+            </w:r>
+          </w:p>
+        </w:tc>
+      </w:tr>
+      <w:tr>
+        <w:tc>
+          <w:tcPr>
+            <w:tcW w:w="900" w:type="dxa"/>
+          </w:tcPr>
+          <w:p>
+            <w:r>
+              <w:t xml:space="preserve">E04</w:t>
+            </w:r>
+          </w:p>
+        </w:tc>
+        <w:tc>
+          <w:tcPr>
+            <w:tcW w:w="4128" w:type="dxa"/>
+          </w:tcPr>
+          <w:p>
+            <w:r>
+              <w:t xml:space="preserve">Hardware de Borde (Edge Computing)</w:t>
+            </w:r>
+          </w:p>
+        </w:tc>
+        <w:tc>
+          <w:tcPr>
+            <w:tcW w:w="2100" w:type="dxa"/>
+          </w:tcPr>
+          <w:p>
+            <w:r>
+              <w:t xml:space="preserve">Erick Quinchavil</w:t>
+            </w:r>
+          </w:p>
+        </w:tc>
+        <w:tc>
+          <w:tcPr>
+            <w:tcW w:w="1700" w:type="dxa"/>
+          </w:tcPr>
+          <w:p>
+            <w:r>
+              <w:t xml:space="preserve">Sprint 3</w:t>
+            </w:r>
+          </w:p>
+        </w:tc>
+      </w:tr>
+      <w:tr>
+        <w:tc>
+          <w:tcPr>
+            <w:tcW w:w="900" w:type="dxa"/>
+          </w:tcPr>
+          <w:p>
+            <w:r>
+              <w:t xml:space="preserve">E05</w:t>
+            </w:r>
+          </w:p>
+        </w:tc>
+        <w:tc>
+          <w:tcPr>
+            <w:tcW w:w="4128" w:type="dxa"/>
+          </w:tcPr>
+          <w:p>
+            <w:r>
+              <w:t xml:space="preserve">Plataforma Web Base y Vistas por Rol</w:t>
+            </w:r>
+          </w:p>
+        </w:tc>
+        <w:tc>
+          <w:tcPr>
+            <w:tcW w:w="2100" w:type="dxa"/>
+          </w:tcPr>
+          <w:p>
+            <w:r>
+              <w:t xml:space="preserve">Brandon Cayuela</w:t>
+            </w:r>
+          </w:p>
+        </w:tc>
+        <w:tc>
+          <w:tcPr>
+            <w:tcW w:w="1700" w:type="dxa"/>
+          </w:tcPr>
+          <w:p>
+            <w:r>
+              <w:t xml:space="preserve">Sprint 1</w:t>
+            </w:r>
+          </w:p>
+        </w:tc>
+      </w:tr>
+      <w:tr>
+        <w:tc>
+          <w:tcPr>
+            <w:tcW w:w="900" w:type="dxa"/>
+          </w:tcPr>
+          <w:p>
+            <w:r>
+              <w:t xml:space="preserve">E06</w:t>
+            </w:r>
+          </w:p>
+        </w:tc>
+        <w:tc>
+          <w:tcPr>
+            <w:tcW w:w="4128" w:type="dxa"/>
+          </w:tcPr>
+          <w:p>
+            <w:r>
+              <w:t xml:space="preserve">Gestión Administrativa de Recintos, Usuarios y Vehículos</w:t>
+            </w:r>
+          </w:p>
+        </w:tc>
+        <w:tc>
+          <w:tcPr>
+            <w:tcW w:w="2100" w:type="dxa"/>
+          </w:tcPr>
+          <w:p>
+            <w:r>
+              <w:t xml:space="preserve">Brandon Cayuela</w:t>
+            </w:r>
+          </w:p>
+        </w:tc>
+        <w:tc>
+          <w:tcPr>
+            <w:tcW w:w="1700" w:type="dxa"/>
+          </w:tcPr>
+          <w:p>
+            <w:r>
+              <w:t xml:space="preserve">Sprint 2</w:t>
+            </w:r>
+          </w:p>
+        </w:tc>
+      </w:tr>
+      <w:tr>
+        <w:tc>
+          <w:tcPr>
+            <w:tcW w:w="900" w:type="dxa"/>
+          </w:tcPr>
+          <w:p>
+            <w:r>
+              <w:t xml:space="preserve">E07</w:t>
+            </w:r>
+          </w:p>
+        </w:tc>
+        <w:tc>
+          <w:tcPr>
+            <w:tcW w:w="4128" w:type="dxa"/>
+          </w:tcPr>
+          <w:p>
+            <w:r>
+              <w:t xml:space="preserve">Autogestión de Propietarios y Control de Visitas</w:t>
+            </w:r>
+          </w:p>
+        </w:tc>
+        <w:tc>
+          <w:tcPr>
+            <w:tcW w:w="2100" w:type="dxa"/>
+          </w:tcPr>
+          <w:p>
+            <w:r>
+              <w:t xml:space="preserve">Brandon Cayuela</w:t>
+            </w:r>
+          </w:p>
+        </w:tc>
+        <w:tc>
+          <w:tcPr>
+            <w:tcW w:w="1700" w:type="dxa"/>
+          </w:tcPr>
+          <w:p>
+            <w:r>
+              <w:t xml:space="preserve">Sprint 2</w:t>
+            </w:r>
+          </w:p>
+        </w:tc>
+      </w:tr>
+      <w:tr>
+        <w:tc>
+          <w:tcPr>
+            <w:tcW w:w="900" w:type="dxa"/>
+          </w:tcPr>
+          <w:p>
+            <w:r>
+              <w:t xml:space="preserve">E08</w:t>
+            </w:r>
+          </w:p>
+        </w:tc>
+        <w:tc>
+          <w:tcPr>
+            <w:tcW w:w="4128" w:type="dxa"/>
+          </w:tcPr>
+          <w:p>
+            <w:r>
+              <w:t xml:space="preserve">Alertas en Tiempo Real e Historial de Accesos</w:t>
+            </w:r>
+          </w:p>
+        </w:tc>
+        <w:tc>
+          <w:tcPr>
+            <w:tcW w:w="2100" w:type="dxa"/>
+          </w:tcPr>
+          <w:p>
+            <w:r>
+              <w:t xml:space="preserve">Brandon Cayuela</w:t>
+            </w:r>
+          </w:p>
+        </w:tc>
+        <w:tc>
+          <w:tcPr>
+            <w:tcW w:w="1700" w:type="dxa"/>
+          </w:tcPr>
+          <w:p>
+            <w:r>
+              <w:t xml:space="preserve">Sprint 3</w:t>
+            </w:r>
+          </w:p>
+        </w:tc>
+      </w:tr>
+      <w:tr>
+        <w:tc>
+          <w:tcPr>
+            <w:tcW w:w="900" w:type="dxa"/>
+          </w:tcPr>
+          <w:p>
+            <w:r>
+              <w:t xml:space="preserve">E09</w:t>
+            </w:r>
+          </w:p>
+        </w:tc>
+        <w:tc>
+          <w:tcPr>
+            <w:tcW w:w="4128" w:type="dxa"/>
+          </w:tcPr>
+          <w:p>
+            <w:r>
+              <w:t xml:space="preserve">Integración del Sistema</w:t>
+            </w:r>
+          </w:p>
+        </w:tc>
+        <w:tc>
+          <w:tcPr>
+            <w:tcW w:w="2100" w:type="dxa"/>
+          </w:tcPr>
+          <w:p>
+            <w:r>
+              <w:t xml:space="preserve">Erick Quinchavil y Brandon Cayuela</w:t>
+            </w:r>
+          </w:p>
+        </w:tc>
+        <w:tc>
+          <w:tcPr>
+            <w:tcW w:w="1700" w:type="dxa"/>
+          </w:tcPr>
+          <w:p>
+            <w:r>
+              <w:t xml:space="preserve">Sprint 4</w:t>
+            </w:r>
+          </w:p>
+        </w:tc>
+      </w:tr>
+      <w:tr>
+        <w:tc>
+          <w:tcPr>
+            <w:tcW w:w="900" w:type="dxa"/>
+          </w:tcPr>
+          <w:p>
+            <w:r>
+              <w:t xml:space="preserve">E10</w:t>
+            </w:r>
+          </w:p>
+        </w:tc>
+        <w:tc>
+          <w:tcPr>
+            <w:tcW w:w="4128" w:type="dxa"/>
+          </w:tcPr>
+          <w:p>
+            <w:r>
+              <w:t xml:space="preserve">Pruebas en Terreno y Cierre</w:t>
+            </w:r>
+          </w:p>
+        </w:tc>
+        <w:tc>
+          <w:tcPr>
+            <w:tcW w:w="2100" w:type="dxa"/>
+          </w:tcPr>
+          <w:p>
+            <w:r>
+              <w:t xml:space="preserve">Erick Quinchavil y Brandon Cayuela</w:t>
+            </w:r>
+          </w:p>
+        </w:tc>
+        <w:tc>
+          <w:tcPr>
+            <w:tcW w:w="1700" w:type="dxa"/>
+          </w:tcPr>
+          <w:p>
+            <w:r>
+              <w:t xml:space="preserve">Sprint 5</w:t>
+            </w:r>
+          </w:p>
+        </w:tc>
+      </w:tr>
+    </w:tbl>
+    <w:p>
+      <w:r>
+        <w:t xml:space="preserve"/>
+      </w:r>
+    </w:p>
+    <w:p>
       <w:pPr>
         <w:pStyle w:val="Ttulo3"/>
         <w:rPr>
@@ -1128,57 +1286,29 @@
           <w:iCs/>
         </w:rPr>
       </w:pPr>
-      <w:bookmarkStart w:id="2" w:name="_Toc241428188"/>
+      <w:bookmarkStart w:id="301" w:name="_Toc241428201"/>
       <w:r>
         <w:rPr>
           <w:i/>
           <w:iCs/>
         </w:rPr>
-        <w:t xml:space="preserve">E01: Arquitectura Base y Entorno </w:t>
-      </w:r>
-      <w:proofErr w:type="spellStart"/>
-      <w:r>
-        <w:rPr>
-          <w:i/>
-          <w:iCs/>
-        </w:rPr>
-        <w:t>Multi-tenant</w:t>
-      </w:r>
-      <w:bookmarkEnd w:id="2"/>
-      <w:proofErr w:type="spellEnd"/>
-    </w:p>
-    <w:p>
-      <w:r>
-        <w:t>Establecer la infraestructura inicial, el entorno de desarrollo y la arquitectura conceptual y física en capas que dará soporte al procesamiento de borde (</w:t>
-      </w:r>
-      <w:proofErr w:type="spellStart"/>
-      <w:r>
-        <w:t>edge</w:t>
-      </w:r>
-      <w:proofErr w:type="spellEnd"/>
-      <w:r>
-        <w:t xml:space="preserve">), </w:t>
-      </w:r>
-      <w:proofErr w:type="spellStart"/>
-      <w:r>
-        <w:t>backend</w:t>
-      </w:r>
-      <w:proofErr w:type="spellEnd"/>
-      <w:r>
-        <w:t xml:space="preserve"> central y plataforma web </w:t>
-      </w:r>
-      <w:proofErr w:type="spellStart"/>
-      <w:r>
-        <w:t>multi-tenant</w:t>
-      </w:r>
-      <w:proofErr w:type="spellEnd"/>
-      <w:r>
-        <w:t>. Permite el aislamiento de datos por recinto y garantiza la trazabilidad mediante registros de auditoría.</w:t>
-      </w:r>
-    </w:p>
-    <w:p>
-      <w:r>
-        <w:t>Alcance e Inclusiones:</w:t>
+        <w:t xml:space="preserve">E01: Arquitectura Base, Plataformas y Entorno Multi-tenant</w:t>
+      </w:r>
+      <w:bookmarkEnd w:id="301"/>
+    </w:p>
+    <w:p>
+      <w:r>
+        <w:t xml:space="preserve">Establecer la arquitectura base del servicio web y las plataformas que darán soporte al backend central, la base de datos, la plataforma web multi-tenant y el seguimiento del proyecto. Permite el aislamiento de datos por recinto y garantiza la trazabilidad mediante registros de auditoría.</w:t>
+      </w:r>
+    </w:p>
+    <w:p>
+      <w:r>
+        <w:t xml:space="preserve">Responsable: Brandon Cayuela | Sprint 0</w:t>
+      </w:r>
+    </w:p>
+    <w:p>
+      <w:r>
+        <w:t xml:space="preserve">Alcance e Inclusiones:</w:t>
       </w:r>
     </w:p>
     <w:p>
@@ -1190,23 +1320,7 @@
         </w:numPr>
       </w:pPr>
       <w:r>
-        <w:t xml:space="preserve">Configuración del </w:t>
-      </w:r>
-      <w:proofErr w:type="spellStart"/>
-      <w:r>
-        <w:t>backend</w:t>
-      </w:r>
-      <w:proofErr w:type="spellEnd"/>
-      <w:r>
-        <w:t xml:space="preserve"> central y estructura </w:t>
-      </w:r>
-      <w:proofErr w:type="spellStart"/>
-      <w:r>
-        <w:t>multi-tenant</w:t>
-      </w:r>
-      <w:proofErr w:type="spellEnd"/>
-      <w:r>
-        <w:t xml:space="preserve"> aislada por recinto (condominio/edificio).</w:t>
+        <w:t xml:space="preserve">Creación y configuración de las cuentas y entornos del proyecto: Render (backend y base de datos), Netlify (frontend), Cloudinary (imágenes), Jira (seguimiento) y GitHub (control de versiones).</w:t>
       </w:r>
     </w:p>
     <w:p>
@@ -1218,7 +1332,7 @@
         </w:numPr>
       </w:pPr>
       <w:r>
-        <w:t>Configuración del repositorio y entornos de desarrollo/despliegue.</w:t>
+        <w:t xml:space="preserve">Estructura base del backend en Node.js con Express.js y estructura multi-tenant aislada por recinto (condominio/edificio).</w:t>
       </w:r>
     </w:p>
     <w:p>
@@ -1230,15 +1344,7 @@
         </w:numPr>
       </w:pPr>
       <w:r>
-        <w:t xml:space="preserve">Definición de la seguridad de red y comunicación encriptada mediante HTTPS entre la plataforma web, el </w:t>
-      </w:r>
-      <w:proofErr w:type="spellStart"/>
-      <w:r>
-        <w:t>backend</w:t>
-      </w:r>
-      <w:proofErr w:type="spellEnd"/>
-      <w:r>
-        <w:t xml:space="preserve"> y los usuarios.</w:t>
+        <w:t xml:space="preserve">Comunicación encriptada mediante HTTPS entre la plataforma web, el backend y los usuarios.</w:t>
       </w:r>
     </w:p>
     <w:p>
@@ -1250,7 +1356,7 @@
         </w:numPr>
       </w:pPr>
       <w:r>
-        <w:t>Sistema de trazabilidad y registro histórico de auditoría sobre las acciones realizadas en la plataforma.</w:t>
+        <w:t xml:space="preserve">Sistema de trazabilidad y registro de auditoría sobre las acciones realizadas en la plataforma.</w:t>
       </w:r>
     </w:p>
     <w:p>
@@ -1261,24 +1367,29 @@
           <w:iCs/>
         </w:rPr>
       </w:pPr>
-      <w:bookmarkStart w:id="3" w:name="_Toc241428189"/>
+      <w:bookmarkStart w:id="302" w:name="_Toc241428202"/>
       <w:r>
         <w:rPr>
           <w:i/>
           <w:iCs/>
         </w:rPr>
-        <w:t>E02: Gestión de Modelo de Datos y Entidades Centrales</w:t>
-      </w:r>
-      <w:bookmarkEnd w:id="3"/>
-    </w:p>
-    <w:p>
-      <w:r>
-        <w:t>Diseñar e implementar el modelo de datos relacional (MER) que permita estructurar de manera escalable la información de usuarios, recintos, vehículos autorizados, visitas, cámaras, procesadores y eventos de acceso.</w:t>
-      </w:r>
-    </w:p>
-    <w:p>
-      <w:r>
-        <w:t>Alcance e Inclusiones:</w:t>
+        <w:t xml:space="preserve">E02: Modelo de Datos y Base de Datos</w:t>
+      </w:r>
+      <w:bookmarkEnd w:id="302"/>
+    </w:p>
+    <w:p>
+      <w:r>
+        <w:t xml:space="preserve">Diseñar e implementar el modelo de datos relacional (MER) que permita estructurar de manera escalable la información de usuarios, recintos, vehículos autorizados, visitas, cámaras, procesadores y eventos de acceso.</w:t>
+      </w:r>
+    </w:p>
+    <w:p>
+      <w:r>
+        <w:t xml:space="preserve">Responsable: Erick Quinchavil | Planificación (MER) y Sprint 0</w:t>
+      </w:r>
+    </w:p>
+    <w:p>
+      <w:r>
+        <w:t xml:space="preserve">Alcance e Inclusiones:</w:t>
       </w:r>
     </w:p>
     <w:p>
@@ -1290,23 +1401,7 @@
         </w:numPr>
       </w:pPr>
       <w:r>
-        <w:t xml:space="preserve">Creación e implementación de tablas para la gestión </w:t>
-      </w:r>
-      <w:proofErr w:type="spellStart"/>
-      <w:r>
-        <w:t>multi-tenant</w:t>
-      </w:r>
-      <w:proofErr w:type="spellEnd"/>
-      <w:r>
-        <w:t xml:space="preserve"> (Recinto, </w:t>
-      </w:r>
-      <w:proofErr w:type="spellStart"/>
-      <w:r>
-        <w:t>UsuarioRecinto</w:t>
-      </w:r>
-      <w:proofErr w:type="spellEnd"/>
-      <w:r>
-        <w:t>).</w:t>
+        <w:t xml:space="preserve">Diseño del Modelo Entidad-Relación (MER) durante la planificación del proyecto.</w:t>
       </w:r>
     </w:p>
     <w:p>
@@ -1318,7 +1413,7 @@
         </w:numPr>
       </w:pPr>
       <w:r>
-        <w:t>Estructuración de perfiles de usuario especializando Administrador, Propietario y Guardia.</w:t>
+        <w:t xml:space="preserve">Implementación de la base de datos en PostgreSQL, alojada en Render.</w:t>
       </w:r>
     </w:p>
     <w:p>
@@ -1330,31 +1425,7 @@
         </w:numPr>
       </w:pPr>
       <w:r>
-        <w:t>Definición de entidades operativas (</w:t>
-      </w:r>
-      <w:proofErr w:type="spellStart"/>
-      <w:r>
-        <w:t>Vehiculo</w:t>
-      </w:r>
-      <w:proofErr w:type="spellEnd"/>
-      <w:r>
-        <w:t xml:space="preserve">, </w:t>
-      </w:r>
-      <w:proofErr w:type="spellStart"/>
-      <w:r>
-        <w:t>Camara</w:t>
-      </w:r>
-      <w:proofErr w:type="spellEnd"/>
-      <w:r>
-        <w:t xml:space="preserve">, Procesador, </w:t>
-      </w:r>
-      <w:proofErr w:type="spellStart"/>
-      <w:r>
-        <w:t>RegistroAcceso</w:t>
-      </w:r>
-      <w:proofErr w:type="spellEnd"/>
-      <w:r>
-        <w:t>, Alerta, Auditoria).</w:t>
+        <w:t xml:space="preserve">Tablas para la gestión multi-tenant (Recinto, UsuarioRecinto) y perfiles de usuario Administrador, Propietario y Guardia; el Administrador SegurIA-LPR corresponde a un usuario administrador sin recinto asociado.</w:t>
       </w:r>
     </w:p>
     <w:p>
@@ -1366,30 +1437,19 @@
         </w:numPr>
       </w:pPr>
       <w:r>
-        <w:t>Optimización de índices y rutinas de consulta para soportar validaciones en tiempo real.</w:t>
-      </w:r>
-    </w:p>
-    <w:p>
-      <w:pPr>
-        <w:rPr>
-          <w:b/>
-          <w:bCs/>
-          <w:i/>
-          <w:iCs/>
-          <w:sz w:val="28"/>
-          <w:szCs w:val="28"/>
-        </w:rPr>
-      </w:pPr>
-      <w:r>
-        <w:rPr>
-          <w:b/>
-          <w:bCs/>
-          <w:i/>
-          <w:iCs/>
-          <w:sz w:val="28"/>
-          <w:szCs w:val="28"/>
-        </w:rPr>
-        <w:br w:type="page"/>
+        <w:t xml:space="preserve">Entidades operativas: Vehiculo, Camara, Procesador, RegistroAcceso, Alerta y Auditoria.</w:t>
+      </w:r>
+    </w:p>
+    <w:p>
+      <w:pPr>
+        <w:pStyle w:val="Prrafodelista"/>
+        <w:numPr>
+          <w:ilvl w:val="0"/>
+          <w:numId w:val="4"/>
+        </w:numPr>
+      </w:pPr>
+      <w:r>
+        <w:t xml:space="preserve">Índices y rutinas de consulta para soportar las operaciones del sistema.</w:t>
       </w:r>
     </w:p>
     <w:p>
@@ -1400,25 +1460,29 @@
           <w:iCs/>
         </w:rPr>
       </w:pPr>
-      <w:bookmarkStart w:id="4" w:name="_Toc241428190"/>
+      <w:bookmarkStart w:id="303" w:name="_Toc241428203"/>
       <w:r>
         <w:rPr>
           <w:i/>
           <w:iCs/>
         </w:rPr>
-        <w:lastRenderedPageBreak/>
-        <w:t>E03: Configuración e Integración de Hardware de Borde (Edge Computing)</w:t>
-      </w:r>
-      <w:bookmarkEnd w:id="4"/>
-    </w:p>
-    <w:p>
-      <w:r>
-        <w:t>Preparar la infraestructura física de bajo costo compuesta por la cámara IP y la unidad de procesamiento Raspberry Pi 4, estableciendo los mecanismos de transmisión de video e integración de red local.</w:t>
-      </w:r>
-    </w:p>
-    <w:p>
-      <w:r>
-        <w:t>Alcance e Inclusiones:</w:t>
+        <w:t xml:space="preserve">E03: Pipeline de Visión Artificial (LPR)</w:t>
+      </w:r>
+      <w:bookmarkEnd w:id="303"/>
+    </w:p>
+    <w:p>
+      <w:r>
+        <w:t xml:space="preserve">Desarrollar y ajustar progresivamente el pipeline de reconocimiento de patentes: preparación de datos, detección del vehículo, detección de la patente, lectura de caracteres y validación de formato según el estándar chileno.</w:t>
+      </w:r>
+    </w:p>
+    <w:p>
+      <w:r>
+        <w:t xml:space="preserve">Responsable: Erick Quinchavil | Sprints 0 a 3</w:t>
+      </w:r>
+    </w:p>
+    <w:p>
+      <w:r>
+        <w:t xml:space="preserve">Alcance e Inclusiones:</w:t>
       </w:r>
     </w:p>
     <w:p>
@@ -1430,7 +1494,7 @@
         </w:numPr>
       </w:pPr>
       <w:r>
-        <w:t>Configuración del entorno operativo en Raspberry Pi 4 (4 GB).</w:t>
+        <w:t xml:space="preserve">Preparación del dataset público de patentes bajo licencia CC BY 4.0 y del entorno de entrenamiento (Sprint 0).</w:t>
       </w:r>
     </w:p>
     <w:p>
@@ -1442,15 +1506,7 @@
         </w:numPr>
       </w:pPr>
       <w:r>
-        <w:t>Integración con la cámara IP TP-</w:t>
-      </w:r>
-      <w:proofErr w:type="gramStart"/>
-      <w:r>
-        <w:t>Link</w:t>
-      </w:r>
-      <w:proofErr w:type="gramEnd"/>
-      <w:r>
-        <w:t xml:space="preserve"> Tapo C310 a través de protocolos de transmisión de video compatible (ONVIF / RTSP).</w:t>
+        <w:t xml:space="preserve">Entrenamiento del modelo para la detección de vehículos mediante fine-tuning de YOLOv8 (Sprint 1).</w:t>
       </w:r>
     </w:p>
     <w:p>
@@ -1462,15 +1518,31 @@
         </w:numPr>
       </w:pPr>
       <w:r>
-        <w:t xml:space="preserve">Canal de comunicación en red local para el envío de imágenes/capturas hacia el pipeline de procesamiento local y posterior derivación al </w:t>
-      </w:r>
-      <w:proofErr w:type="spellStart"/>
-      <w:r>
-        <w:t>backend</w:t>
-      </w:r>
-      <w:proofErr w:type="spellEnd"/>
-      <w:r>
-        <w:t>.</w:t>
+        <w:t xml:space="preserve">Entrenamiento del modelo para la detección de la patente dentro de la imagen del vehículo (Sprint 2).</w:t>
+      </w:r>
+    </w:p>
+    <w:p>
+      <w:pPr>
+        <w:pStyle w:val="Prrafodelista"/>
+        <w:numPr>
+          <w:ilvl w:val="0"/>
+          <w:numId w:val="4"/>
+        </w:numPr>
+      </w:pPr>
+      <w:r>
+        <w:t xml:space="preserve">Lectura de caracteres mediante un motor de OCR sobre el área recortada de la patente (Sprint 3).</w:t>
+      </w:r>
+    </w:p>
+    <w:p>
+      <w:pPr>
+        <w:pStyle w:val="Prrafodelista"/>
+        <w:numPr>
+          <w:ilvl w:val="0"/>
+          <w:numId w:val="4"/>
+        </w:numPr>
+      </w:pPr>
+      <w:r>
+        <w:t xml:space="preserve">Validación mediante expresiones regulares ajustadas al formato de patente chilena (Sprint 3).</w:t>
       </w:r>
     </w:p>
     <w:p>
@@ -1481,24 +1553,29 @@
           <w:iCs/>
         </w:rPr>
       </w:pPr>
-      <w:bookmarkStart w:id="5" w:name="_Toc241428191"/>
+      <w:bookmarkStart w:id="304" w:name="_Toc241428204"/>
       <w:r>
         <w:rPr>
           <w:i/>
           <w:iCs/>
         </w:rPr>
-        <w:t>E04: Pipeline de Visión Artificial e Inteligencia Artificial (LPR)</w:t>
-      </w:r>
-      <w:bookmarkEnd w:id="5"/>
-    </w:p>
-    <w:p>
-      <w:r>
-        <w:t>Desarrollar y ajustar el pipeline de procesamiento de imágenes para la detección automatizada de patentes vehiculares, extracción de texto y validación de formato según el estándar chileno.</w:t>
-      </w:r>
-    </w:p>
-    <w:p>
-      <w:r>
-        <w:t>Alcance e Inclusiones:</w:t>
+        <w:t xml:space="preserve">E04: Hardware de Borde (Edge Computing)</w:t>
+      </w:r>
+      <w:bookmarkEnd w:id="304"/>
+    </w:p>
+    <w:p>
+      <w:r>
+        <w:t xml:space="preserve">Preparar la infraestructura física de bajo costo compuesta por la cámara IP y la unidad de procesamiento Raspberry Pi 4, estableciendo la transmisión de video en la red local del recinto.</w:t>
+      </w:r>
+    </w:p>
+    <w:p>
+      <w:r>
+        <w:t xml:space="preserve">Responsable: Erick Quinchavil | Sprint 3</w:t>
+      </w:r>
+    </w:p>
+    <w:p>
+      <w:r>
+        <w:t xml:space="preserve">Alcance e Inclusiones:</w:t>
       </w:r>
     </w:p>
     <w:p>
@@ -1510,31 +1587,7 @@
         </w:numPr>
       </w:pPr>
       <w:r>
-        <w:t>Entrenamiento y fine-</w:t>
-      </w:r>
-      <w:proofErr w:type="spellStart"/>
-      <w:r>
-        <w:t>tuning</w:t>
-      </w:r>
-      <w:proofErr w:type="spellEnd"/>
-      <w:r>
-        <w:t xml:space="preserve"> de un modelo YOLO (YOLOv8) sobre </w:t>
-      </w:r>
-      <w:proofErr w:type="spellStart"/>
-      <w:r>
-        <w:t>dataset</w:t>
-      </w:r>
-      <w:proofErr w:type="spellEnd"/>
-      <w:r>
-        <w:t xml:space="preserve"> público bajo licencia CC BY 4.0 para localizar la </w:t>
-      </w:r>
-      <w:proofErr w:type="spellStart"/>
-      <w:r>
-        <w:t>bounding</w:t>
-      </w:r>
-      <w:proofErr w:type="spellEnd"/>
-      <w:r>
-        <w:t xml:space="preserve"> box de la patente.</w:t>
+        <w:t xml:space="preserve">Configuración del entorno operativo en la Raspberry Pi 4 (4 GB).</w:t>
       </w:r>
     </w:p>
     <w:p>
@@ -1546,23 +1599,7 @@
         </w:numPr>
       </w:pPr>
       <w:r>
-        <w:t xml:space="preserve">Integración del motor de Reconocimiento Óptico de Caracteres (OCR - </w:t>
-      </w:r>
-      <w:proofErr w:type="spellStart"/>
-      <w:r>
-        <w:t>Tesseract</w:t>
-      </w:r>
-      <w:proofErr w:type="spellEnd"/>
-      <w:r>
-        <w:t>/</w:t>
-      </w:r>
-      <w:proofErr w:type="spellStart"/>
-      <w:r>
-        <w:t>EasyOCR</w:t>
-      </w:r>
-      <w:proofErr w:type="spellEnd"/>
-      <w:r>
-        <w:t>) sobre el área recortada de la patente.</w:t>
+        <w:t xml:space="preserve">Integración con la cámara IP TP-Link Tapo C310 mediante protocolos de transmisión de video compatibles (ONVIF / RTSP).</w:t>
       </w:r>
     </w:p>
     <w:p>
@@ -1574,7 +1611,40 @@
         </w:numPr>
       </w:pPr>
       <w:r>
-        <w:t>Implementación de reglas de validación mediante expresiones regulares ajustadas al formato oficial de patente chilena.</w:t>
+        <w:t xml:space="preserve">Captura de imágenes en la red local para su procesamiento en la Raspberry Pi.</w:t>
+      </w:r>
+    </w:p>
+    <w:p>
+      <w:pPr>
+        <w:pStyle w:val="Ttulo3"/>
+        <w:rPr>
+          <w:i/>
+          <w:iCs/>
+        </w:rPr>
+      </w:pPr>
+      <w:bookmarkStart w:id="305" w:name="_Toc241428205"/>
+      <w:r>
+        <w:rPr>
+          <w:i/>
+          <w:iCs/>
+        </w:rPr>
+        <w:t xml:space="preserve">E05: Plataforma Web Base y Vistas por Rol</w:t>
+      </w:r>
+      <w:bookmarkEnd w:id="305"/>
+    </w:p>
+    <w:p>
+      <w:r>
+        <w:t xml:space="preserve">Construir la estructura base de la aplicación web, el inicio de sesión y las vistas diferenciadas para cada rol de usuario.</w:t>
+      </w:r>
+    </w:p>
+    <w:p>
+      <w:r>
+        <w:t xml:space="preserve">Responsable: Brandon Cayuela | Sprint 1</w:t>
+      </w:r>
+    </w:p>
+    <w:p>
+      <w:r>
+        <w:t xml:space="preserve">Alcance e Inclusiones:</w:t>
       </w:r>
     </w:p>
     <w:p>
@@ -1586,7 +1656,31 @@
         </w:numPr>
       </w:pPr>
       <w:r>
-        <w:t>Evaluación de métricas objetivas de desempeño: precisión de detección, exactitud del OCR y tiempo total de respuesta del pipeline.</w:t>
+        <w:t xml:space="preserve">Estructura base del sitio web, alojado en Netlify.</w:t>
+      </w:r>
+    </w:p>
+    <w:p>
+      <w:pPr>
+        <w:pStyle w:val="Prrafodelista"/>
+        <w:numPr>
+          <w:ilvl w:val="0"/>
+          <w:numId w:val="4"/>
+        </w:numPr>
+      </w:pPr>
+      <w:r>
+        <w:t xml:space="preserve">Inicio de sesión y control de acceso según el rol del usuario.</w:t>
+      </w:r>
+    </w:p>
+    <w:p>
+      <w:pPr>
+        <w:pStyle w:val="Prrafodelista"/>
+        <w:numPr>
+          <w:ilvl w:val="0"/>
+          <w:numId w:val="4"/>
+        </w:numPr>
+      </w:pPr>
+      <w:r>
+        <w:t xml:space="preserve">Vistas diferenciadas para los roles Administrador (en sus niveles de plataforma y de recinto), Propietario y Guardia.</w:t>
       </w:r>
     </w:p>
     <w:p>
@@ -1597,24 +1691,29 @@
           <w:iCs/>
         </w:rPr>
       </w:pPr>
-      <w:bookmarkStart w:id="6" w:name="_Toc241428192"/>
+      <w:bookmarkStart w:id="306" w:name="_Toc241428206"/>
       <w:r>
         <w:rPr>
           <w:i/>
           <w:iCs/>
         </w:rPr>
-        <w:t>E05: Portal Web Administrativo y Control de Residentes</w:t>
-      </w:r>
-      <w:bookmarkEnd w:id="6"/>
-    </w:p>
-    <w:p>
-      <w:r>
-        <w:t>Construir las interfaces y lógica de negocio orientadas a las funcionalidades administrativas del sistema para el alta, baja y modificación de usuarios, recintos y vehículos autorizados por parte del Administrador.</w:t>
-      </w:r>
-    </w:p>
-    <w:p>
-      <w:r>
-        <w:t>Alcance e Inclusiones:</w:t>
+        <w:t xml:space="preserve">E06: Gestión Administrativa de Recintos, Usuarios y Vehículos</w:t>
+      </w:r>
+      <w:bookmarkEnd w:id="306"/>
+    </w:p>
+    <w:p>
+      <w:r>
+        <w:t xml:space="preserve">Construir la lógica de negocio y las funcionalidades administrativas del sistema en sus dos niveles: la gestión de la plataforma por parte del Administrador SegurIA-LPR y la gestión de cada recinto por parte de su Administrador.</w:t>
+      </w:r>
+    </w:p>
+    <w:p>
+      <w:r>
+        <w:t xml:space="preserve">Responsable: Brandon Cayuela | Sprint 2</w:t>
+      </w:r>
+    </w:p>
+    <w:p>
+      <w:r>
+        <w:t xml:space="preserve">Alcance e Inclusiones:</w:t>
       </w:r>
     </w:p>
     <w:p>
@@ -1626,7 +1725,7 @@
         </w:numPr>
       </w:pPr>
       <w:r>
-        <w:t>Vista web diferenciada para el rol Administrador.</w:t>
+        <w:t xml:space="preserve">Creación de recintos y de sus administradores, y gestión de los accesos (Administrador SegurIA-LPR).</w:t>
       </w:r>
     </w:p>
     <w:p>
@@ -1638,7 +1737,7 @@
         </w:numPr>
       </w:pPr>
       <w:r>
-        <w:t>Módulo de carga masiva/individual de vehículos autorizados por recinto.</w:t>
+        <w:t xml:space="preserve">Administración de usuarios del recinto: creación, edición y asignación de roles (Administrador de recinto).</w:t>
       </w:r>
     </w:p>
     <w:p>
@@ -1650,30 +1749,19 @@
         </w:numPr>
       </w:pPr>
       <w:r>
-        <w:t>Módulo de administración de cuentas de usuario (creación, edición y asignación de roles/recintos).</w:t>
-      </w:r>
-    </w:p>
-    <w:p>
-      <w:pPr>
-        <w:rPr>
-          <w:b/>
-          <w:bCs/>
-          <w:i/>
-          <w:iCs/>
-          <w:sz w:val="28"/>
-          <w:szCs w:val="28"/>
-        </w:rPr>
-      </w:pPr>
-      <w:r>
-        <w:rPr>
-          <w:b/>
-          <w:bCs/>
-          <w:i/>
-          <w:iCs/>
-          <w:sz w:val="28"/>
-          <w:szCs w:val="28"/>
-        </w:rPr>
-        <w:br w:type="page"/>
+        <w:t xml:space="preserve">Gestión de vehículos autorizados por recinto (Administrador de recinto).</w:t>
+      </w:r>
+    </w:p>
+    <w:p>
+      <w:pPr>
+        <w:pStyle w:val="Prrafodelista"/>
+        <w:numPr>
+          <w:ilvl w:val="0"/>
+          <w:numId w:val="4"/>
+        </w:numPr>
+      </w:pPr>
+      <w:r>
+        <w:t xml:space="preserve">Revisión, desde la vista del Administrador de recinto, de los cambios realizados por los propietarios a partir del registro de auditoría.</w:t>
       </w:r>
     </w:p>
     <w:p>
@@ -1684,25 +1772,29 @@
           <w:iCs/>
         </w:rPr>
       </w:pPr>
-      <w:bookmarkStart w:id="7" w:name="_Toc241428193"/>
+      <w:bookmarkStart w:id="307" w:name="_Toc241428207"/>
       <w:r>
         <w:rPr>
           <w:i/>
           <w:iCs/>
         </w:rPr>
-        <w:lastRenderedPageBreak/>
-        <w:t>E06: Autogestión de Propietarios y Control de Visitas</w:t>
-      </w:r>
-      <w:bookmarkEnd w:id="7"/>
-    </w:p>
-    <w:p>
-      <w:r>
-        <w:t>Proporcionar a los residentes una interfaz para administrar sus vehículos personales y habilitar el ingreso de vehículos de visita por periodos temporales acotados sin intermediación del personal de seguridad.</w:t>
-      </w:r>
-    </w:p>
-    <w:p>
-      <w:r>
-        <w:t>Alcance e Inclusiones:</w:t>
+        <w:t xml:space="preserve">E07: Autogestión de Propietarios y Control de Visitas</w:t>
+      </w:r>
+      <w:bookmarkEnd w:id="307"/>
+    </w:p>
+    <w:p>
+      <w:r>
+        <w:t xml:space="preserve">Proporcionar a los residentes una interfaz para registrar sus propios vehículos y habilitar el ingreso de vehículos de visita por periodos acotados, sin intermediación del Administrador ni del personal de seguridad.</w:t>
+      </w:r>
+    </w:p>
+    <w:p>
+      <w:r>
+        <w:t xml:space="preserve">Responsable: Brandon Cayuela | Sprint 2</w:t>
+      </w:r>
+    </w:p>
+    <w:p>
+      <w:r>
+        <w:t xml:space="preserve">Alcance e Inclusiones:</w:t>
       </w:r>
     </w:p>
     <w:p>
@@ -1714,7 +1806,7 @@
         </w:numPr>
       </w:pPr>
       <w:r>
-        <w:t>Vista web adaptada para el rol Propietario.</w:t>
+        <w:t xml:space="preserve">Registro y gestión de los vehículos propios del Propietario.</w:t>
       </w:r>
     </w:p>
     <w:p>
@@ -1726,7 +1818,7 @@
         </w:numPr>
       </w:pPr>
       <w:r>
-        <w:t>Módulo para que el residente administre sus propios vehículos autorizados.</w:t>
+        <w:t xml:space="preserve">Registro de vehículos de visita con vigencia acotada a 24 horas, o hasta su desactivación manual.</w:t>
       </w:r>
     </w:p>
     <w:p>
@@ -1738,7 +1830,7 @@
         </w:numPr>
       </w:pPr>
       <w:r>
-        <w:t>Registro de vehículos de visita con política de expiración y vigencia acotada a 24 horas.</w:t>
+        <w:t xml:space="preserve">Registro en la auditoría de los cambios realizados por el Propietario, sin requerir aprobación del Administrador.</w:t>
       </w:r>
     </w:p>
     <w:p>
@@ -1749,24 +1841,29 @@
           <w:iCs/>
         </w:rPr>
       </w:pPr>
-      <w:bookmarkStart w:id="8" w:name="_Toc241428194"/>
+      <w:bookmarkStart w:id="308" w:name="_Toc241428208"/>
       <w:r>
         <w:rPr>
           <w:i/>
           <w:iCs/>
         </w:rPr>
-        <w:t>E07: Monitoreo, Gestión de Alertas y Resolución en Tiempo Real</w:t>
-      </w:r>
-      <w:bookmarkEnd w:id="8"/>
-    </w:p>
-    <w:p>
-      <w:r>
-        <w:t>Implementar el canal de comunicación en tiempo real para notificar inmediatamente al personal de seguridad (Guardia) ante la detección de un vehículo no reconocido o no autorizado, entregando el soporte visual y contextual para su resolución.</w:t>
-      </w:r>
-    </w:p>
-    <w:p>
-      <w:r>
-        <w:t>Alcance e Inclusiones:</w:t>
+        <w:t xml:space="preserve">E08: Alertas en Tiempo Real e Historial de Accesos</w:t>
+      </w:r>
+      <w:bookmarkEnd w:id="308"/>
+    </w:p>
+    <w:p>
+      <w:r>
+        <w:t xml:space="preserve">Implementar la notificación en tiempo real al Guardia ante vehículos no reconocidos o no autorizados, entregando el soporte visual y contextual para su gestión, junto con el historial de accesos del sistema.</w:t>
+      </w:r>
+    </w:p>
+    <w:p>
+      <w:r>
+        <w:t xml:space="preserve">Responsable: Brandon Cayuela | Sprint 3</w:t>
+      </w:r>
+    </w:p>
+    <w:p>
+      <w:r>
+        <w:t xml:space="preserve">Alcance e Inclusiones:</w:t>
       </w:r>
     </w:p>
     <w:p>
@@ -1778,7 +1875,7 @@
         </w:numPr>
       </w:pPr>
       <w:r>
-        <w:t>Vista web especializada para el rol Guardia.</w:t>
+        <w:t xml:space="preserve">Comunicación en tiempo real mediante Socket.io entre el backend y la interfaz del Guardia.</w:t>
       </w:r>
     </w:p>
     <w:p>
@@ -1790,23 +1887,7 @@
         </w:numPr>
       </w:pPr>
       <w:r>
-        <w:t xml:space="preserve">Canal de comunicación bidireccional en tiempo real vía </w:t>
-      </w:r>
-      <w:proofErr w:type="spellStart"/>
-      <w:r>
-        <w:t>WebSockets</w:t>
-      </w:r>
-      <w:proofErr w:type="spellEnd"/>
-      <w:r>
-        <w:t xml:space="preserve"> entre </w:t>
-      </w:r>
-      <w:proofErr w:type="spellStart"/>
-      <w:r>
-        <w:t>backend</w:t>
-      </w:r>
-      <w:proofErr w:type="spellEnd"/>
-      <w:r>
-        <w:t xml:space="preserve"> y la interfaz del Guardia.</w:t>
+        <w:t xml:space="preserve">Despliegue de alertas con la patente leída, la imagen capturada, la fecha/hora y el recinto.</w:t>
       </w:r>
     </w:p>
     <w:p>
@@ -1818,7 +1899,7 @@
         </w:numPr>
       </w:pPr>
       <w:r>
-        <w:t>Despliegue de alertas con la información de la patente leída, captura de imagen, fecha/hora y recinto.</w:t>
+        <w:t xml:space="preserve">Registro de la gestión de cada alerta por parte del Guardia.</w:t>
       </w:r>
     </w:p>
     <w:p>
@@ -1830,7 +1911,19 @@
         </w:numPr>
       </w:pPr>
       <w:r>
-        <w:t>Interfaz de resolución manual de alertas para que el Guardia gestione la verificación adicional o ingreso del vehículo.</w:t>
+        <w:t xml:space="preserve">Almacenamiento de las imágenes en Cloudinary, guardando en la base de datos solo su URL, con eliminación automática a los 60 días.</w:t>
+      </w:r>
+    </w:p>
+    <w:p>
+      <w:pPr>
+        <w:pStyle w:val="Prrafodelista"/>
+        <w:numPr>
+          <w:ilvl w:val="0"/>
+          <w:numId w:val="4"/>
+        </w:numPr>
+      </w:pPr>
+      <w:r>
+        <w:t xml:space="preserve">Historial de accesos disponible según el rol del usuario.</w:t>
       </w:r>
     </w:p>
     <w:p>
@@ -1841,32 +1934,29 @@
           <w:iCs/>
         </w:rPr>
       </w:pPr>
-      <w:bookmarkStart w:id="9" w:name="_Toc241428195"/>
+      <w:bookmarkStart w:id="309" w:name="_Toc241428209"/>
       <w:r>
         <w:rPr>
           <w:i/>
           <w:iCs/>
         </w:rPr>
-        <w:t>E08: Validación del Pipeline e Integración en Terreno</w:t>
-      </w:r>
-      <w:bookmarkEnd w:id="9"/>
-    </w:p>
-    <w:p>
-      <w:r>
-        <w:t xml:space="preserve">Realizar la integración </w:t>
-      </w:r>
-      <w:proofErr w:type="spellStart"/>
-      <w:r>
-        <w:t>end-to-end</w:t>
-      </w:r>
-      <w:proofErr w:type="spellEnd"/>
-      <w:r>
-        <w:t xml:space="preserve"> de todos los módulos del sistema y llevar a cabo las pruebas operativas en terreno para verificar la precisión, tiempos de respuesta y estabilidad del flujo completo en un entorno físico real.</w:t>
-      </w:r>
-    </w:p>
-    <w:p>
-      <w:r>
-        <w:t>Alcance e Inclusiones:</w:t>
+        <w:t xml:space="preserve">E09: Integración del Sistema</w:t>
+      </w:r>
+      <w:bookmarkEnd w:id="309"/>
+    </w:p>
+    <w:p>
+      <w:r>
+        <w:t xml:space="preserve">Integrar el pipeline de reconocimiento de la Raspberry Pi con el servicio web, de forma que la validación se realice contra una copia local sincronizada y el resto de la operación se tramite con el backend.</w:t>
+      </w:r>
+    </w:p>
+    <w:p>
+      <w:r>
+        <w:t xml:space="preserve">Responsable: Erick Quinchavil y Brandon Cayuela | Sprint 4</w:t>
+      </w:r>
+    </w:p>
+    <w:p>
+      <w:r>
+        <w:t xml:space="preserve">Alcance e Inclusiones:</w:t>
       </w:r>
     </w:p>
     <w:p>
@@ -1878,43 +1968,7 @@
         </w:numPr>
       </w:pPr>
       <w:r>
-        <w:t>Integración funcional del flujo continuo</w:t>
-      </w:r>
-      <w:r>
-        <w:t xml:space="preserve">: </w:t>
-      </w:r>
-      <w:r>
-        <w:t xml:space="preserve">Captura IP -&gt; Procesamiento Raspberry Pi (YOLO + OCR + </w:t>
-      </w:r>
-      <w:proofErr w:type="spellStart"/>
-      <w:r>
-        <w:t>RegEx</w:t>
-      </w:r>
-      <w:proofErr w:type="spellEnd"/>
-      <w:r>
-        <w:t>) -&gt; Consulta BD Backen</w:t>
-      </w:r>
-      <w:r>
-        <w:t>d</w:t>
-      </w:r>
-      <w:r>
-        <w:t xml:space="preserve"> -&gt; </w:t>
-      </w:r>
-      <w:proofErr w:type="spellStart"/>
-      <w:r>
-        <w:t>WebSocket</w:t>
-      </w:r>
-      <w:proofErr w:type="spellEnd"/>
-      <w:r>
-        <w:t xml:space="preserve"> / </w:t>
-      </w:r>
-      <w:proofErr w:type="spellStart"/>
-      <w:r>
-        <w:t>RegistroAcceso</w:t>
-      </w:r>
-      <w:proofErr w:type="spellEnd"/>
-      <w:r>
-        <w:t>.</w:t>
+        <w:t xml:space="preserve">Integración del pipeline en la Raspberry Pi: captura, detección, lectura y validación de la patente contra la copia local (Erick).</w:t>
       </w:r>
     </w:p>
     <w:p>
@@ -1926,7 +1980,7 @@
         </w:numPr>
       </w:pPr>
       <w:r>
-        <w:t>Ejecución de pruebas en terreno con un conjunto acotado de vehículos (2 a 3) bajo consentimiento explícito y cumplimiento de la Ley N°19.628 sobre protección de la vida privada.</w:t>
+        <w:t xml:space="preserve">Envío de los resultados del reconocimiento y de las imágenes capturadas al backend (Erick).</w:t>
       </w:r>
     </w:p>
     <w:p>
@@ -1938,10 +1992,90 @@
         </w:numPr>
       </w:pPr>
       <w:r>
-        <w:t>Evaluación empírica frente a variaciones de iluminación, ángulos y distancia de captura para la calibración final del sistema.</w:t>
-      </w:r>
-    </w:p>
-    <w:p/>
+        <w:t xml:space="preserve">Sincronización de la copia local de vehículos autorizados y de visita desde el backend hacia la Raspberry Pi (Brandon).</w:t>
+      </w:r>
+    </w:p>
+    <w:p>
+      <w:pPr>
+        <w:pStyle w:val="Prrafodelista"/>
+        <w:numPr>
+          <w:ilvl w:val="0"/>
+          <w:numId w:val="4"/>
+        </w:numPr>
+      </w:pPr>
+      <w:r>
+        <w:t xml:space="preserve">Recepción de los resultados e imágenes en el backend para registrar los accesos y las alertas (Brandon).</w:t>
+      </w:r>
+    </w:p>
+    <w:p>
+      <w:pPr>
+        <w:pStyle w:val="Ttulo3"/>
+        <w:rPr>
+          <w:i/>
+          <w:iCs/>
+        </w:rPr>
+      </w:pPr>
+      <w:bookmarkStart w:id="310" w:name="_Toc241428210"/>
+      <w:r>
+        <w:rPr>
+          <w:i/>
+          <w:iCs/>
+        </w:rPr>
+        <w:t xml:space="preserve">E10: Pruebas en Terreno y Cierre</w:t>
+      </w:r>
+      <w:bookmarkEnd w:id="310"/>
+    </w:p>
+    <w:p>
+      <w:r>
+        <w:t xml:space="preserve">Verificar el funcionamiento del flujo completo en un entorno físico real y realizar los ajustes finales del sistema y de su documentación.</w:t>
+      </w:r>
+    </w:p>
+    <w:p>
+      <w:r>
+        <w:t xml:space="preserve">Responsable: Erick Quinchavil y Brandon Cayuela | Sprint 5</w:t>
+      </w:r>
+    </w:p>
+    <w:p>
+      <w:r>
+        <w:t xml:space="preserve">Alcance e Inclusiones:</w:t>
+      </w:r>
+    </w:p>
+    <w:p>
+      <w:pPr>
+        <w:pStyle w:val="Prrafodelista"/>
+        <w:numPr>
+          <w:ilvl w:val="0"/>
+          <w:numId w:val="4"/>
+        </w:numPr>
+      </w:pPr>
+      <w:r>
+        <w:t xml:space="preserve">Pruebas en terreno con un conjunto acotado de vehículos (2 a 3) bajo consentimiento explícito.</w:t>
+      </w:r>
+    </w:p>
+    <w:p>
+      <w:pPr>
+        <w:pStyle w:val="Prrafodelista"/>
+        <w:numPr>
+          <w:ilvl w:val="0"/>
+          <w:numId w:val="4"/>
+        </w:numPr>
+      </w:pPr>
+      <w:r>
+        <w:t xml:space="preserve">Calibración del modelo frente a variaciones de iluminación, ángulo y distancia de captura (Erick).</w:t>
+      </w:r>
+    </w:p>
+    <w:p>
+      <w:pPr>
+        <w:pStyle w:val="Prrafodelista"/>
+        <w:numPr>
+          <w:ilvl w:val="0"/>
+          <w:numId w:val="4"/>
+        </w:numPr>
+      </w:pPr>
+      <w:r>
+        <w:t xml:space="preserve">Corrección de errores detectados en la aplicación web y documentación final del proyecto (Brandon).</w:t>
+      </w:r>
+    </w:p>
     <w:sectPr>
       <w:headerReference w:type="default" r:id="rId8"/>
       <w:footerReference w:type="default" r:id="rId9"/>
